--- a/content/artworks/glass-reflections/Description.docx
+++ b/content/artworks/glass-reflections/Description.docx
@@ -5,6 +5,7 @@
     <w:p>
       <w:pPr>
         <w:pStyle w:val="Title"/>
+        <w:spacing w:before="0" w:after="320"/>
         <w:jc w:val="center"/>
         <w:rPr/>
       </w:pPr>
@@ -12,6 +13,9 @@
       <w:bookmarkEnd w:id="0"/>
       <w:r>
         <w:rPr>
+          <w:b/>
+          <w:color w:val="1D1B18"/>
+          <w:sz w:val="52"/>
           <w:rtl w:val="0"/>
         </w:rPr>
         <w:t xml:space="preserve">Glass Reflections</w:t>
@@ -19,22 +23,28 @@
     </w:p>
     <w:p>
       <w:pPr>
+        <w:spacing w:before="0" w:after="0" w:line="240" w:lineRule="auto"/>
         <w:rPr>
           <w:b w:val="1"/>
           <w:bCs w:val="1"/>
-        </w:rPr>
-      </w:pPr>
-      <w:r>
-        <w:rPr>
-          <w:rtl w:val="0"/>
-        </w:rPr>
-      </w:r>
-    </w:p>
-    <w:p>
-      <w:pPr>
+          <w:sz w:val="16"/>
+          <w:szCs w:val="16"/>
+        </w:rPr>
+      </w:pPr>
+      <w:r>
+        <w:rPr>
+          <w:rtl w:val="0"/>
+        </w:rPr>
+      </w:r>
+    </w:p>
+    <w:p>
+      <w:pPr>
+        <w:spacing w:before="0" w:after="0" w:line="240" w:lineRule="auto"/>
         <w:rPr>
           <w:b w:val="1"/>
           <w:bCs w:val="1"/>
+          <w:sz w:val="16"/>
+          <w:szCs w:val="16"/>
         </w:rPr>
       </w:pPr>
       <w:r>
@@ -46,12 +56,16 @@
     <w:p>
       <w:pPr>
         <w:pStyle w:val="Heading2"/>
+        <w:spacing w:before="400" w:after="80"/>
         <w:rPr/>
       </w:pPr>
       <w:bookmarkStart w:colFirst="0" w:colLast="0" w:name="_ovuduvfwqj1f" w:id="1"/>
       <w:bookmarkEnd w:id="1"/>
       <w:r>
         <w:rPr>
+          <w:b/>
+          <w:color w:val="8A5A44"/>
+          <w:sz w:val="30"/>
           <w:rtl w:val="0"/>
         </w:rPr>
         <w:t xml:space="preserve">Dimensions</w:t>
@@ -59,10 +73,14 @@
     </w:p>
     <w:p>
       <w:pPr>
-        <w:rPr/>
-      </w:pPr>
-      <w:r>
-        <w:rPr>
+        <w:spacing w:before="0" w:after="160" w:line="276" w:lineRule="auto"/>
+        <w:rPr/>
+      </w:pPr>
+      <w:r>
+        <w:rPr>
+          <w:b w:val="0"/>
+          <w:color w:val="1D1B18"/>
+          <w:sz w:val="24"/>
           <w:rtl w:val="0"/>
         </w:rPr>
         <w:t xml:space="preserve">16”L ×19”H×1”W</w:t>
@@ -70,7 +88,11 @@
     </w:p>
     <w:p>
       <w:pPr>
-        <w:rPr/>
+        <w:spacing w:before="0" w:after="0" w:line="240" w:lineRule="auto"/>
+        <w:rPr>
+          <w:sz w:val="16"/>
+          <w:szCs w:val="16"/>
+        </w:rPr>
       </w:pPr>
       <w:r>
         <w:rPr>
@@ -81,12 +103,16 @@
     <w:p>
       <w:pPr>
         <w:pStyle w:val="Heading2"/>
+        <w:spacing w:before="400" w:after="80"/>
         <w:rPr/>
       </w:pPr>
       <w:bookmarkStart w:colFirst="0" w:colLast="0" w:name="_k8hswhjxmlo0" w:id="2"/>
       <w:bookmarkEnd w:id="2"/>
       <w:r>
         <w:rPr>
+          <w:b/>
+          <w:color w:val="8A5A44"/>
+          <w:sz w:val="30"/>
           <w:rtl w:val="0"/>
         </w:rPr>
         <w:t xml:space="preserve">Material</w:t>
@@ -94,10 +120,14 @@
     </w:p>
     <w:p>
       <w:pPr>
-        <w:rPr/>
-      </w:pPr>
-      <w:r>
-        <w:rPr>
+        <w:spacing w:before="0" w:after="160" w:line="276" w:lineRule="auto"/>
+        <w:rPr/>
+      </w:pPr>
+      <w:r>
+        <w:rPr>
+          <w:b w:val="0"/>
+          <w:color w:val="1D1B18"/>
+          <w:sz w:val="24"/>
           <w:rtl w:val="0"/>
         </w:rPr>
         <w:t xml:space="preserve">Enamel on glass in a wooden frame</w:t>
@@ -106,12 +136,16 @@
     <w:p>
       <w:pPr>
         <w:pStyle w:val="Heading2"/>
+        <w:spacing w:before="400" w:after="80"/>
         <w:rPr/>
       </w:pPr>
       <w:bookmarkStart w:colFirst="0" w:colLast="0" w:name="_paty9uhqjzyo" w:id="3"/>
       <w:bookmarkEnd w:id="3"/>
       <w:r>
         <w:rPr>
+          <w:b/>
+          <w:color w:val="8A5A44"/>
+          <w:sz w:val="30"/>
           <w:rtl w:val="0"/>
         </w:rPr>
         <w:t xml:space="preserve">Short Description</w:t>
@@ -119,10 +153,14 @@
     </w:p>
     <w:p>
       <w:pPr>
-        <w:rPr/>
-      </w:pPr>
-      <w:r>
-        <w:rPr>
+        <w:spacing w:before="0" w:after="160" w:line="276" w:lineRule="auto"/>
+        <w:rPr/>
+      </w:pPr>
+      <w:r>
+        <w:rPr>
+          <w:b w:val="0"/>
+          <w:color w:val="1D1B18"/>
+          <w:sz w:val="24"/>
           <w:rtl w:val="0"/>
         </w:rPr>
         <w:t xml:space="preserve">An abstract painting on glass that beautifully reflects the essence of unity and connection between two souls.</w:t>
@@ -130,20 +168,28 @@
     </w:p>
     <w:p>
       <w:pPr>
-        <w:rPr/>
-      </w:pPr>
-      <w:r>
-        <w:rPr>
-          <w:rtl w:val="0"/>
-        </w:rPr>
-      </w:r>
-    </w:p>
-    <w:p>
-      <w:pPr>
-        <w:rPr/>
-      </w:pPr>
-      <w:r>
-        <w:rPr>
+        <w:spacing w:before="0" w:after="0" w:line="240" w:lineRule="auto"/>
+        <w:rPr>
+          <w:sz w:val="16"/>
+          <w:szCs w:val="16"/>
+        </w:rPr>
+      </w:pPr>
+      <w:r>
+        <w:rPr>
+          <w:rtl w:val="0"/>
+        </w:rPr>
+      </w:r>
+    </w:p>
+    <w:p>
+      <w:pPr>
+        <w:spacing w:before="400" w:after="80"/>
+        <w:rPr/>
+      </w:pPr>
+      <w:r>
+        <w:rPr>
+          <w:b/>
+          <w:color w:val="8A5A44"/>
+          <w:sz w:val="30"/>
           <w:rtl w:val="0"/>
         </w:rPr>
         <w:t xml:space="preserve">ONE LINER</w:t>
@@ -151,10 +197,14 @@
     </w:p>
     <w:p>
       <w:pPr>
-        <w:rPr/>
-      </w:pPr>
-      <w:r>
-        <w:rPr>
+        <w:spacing w:before="0" w:after="160" w:line="276" w:lineRule="auto"/>
+        <w:rPr/>
+      </w:pPr>
+      <w:r>
+        <w:rPr>
+          <w:b w:val="0"/>
+          <w:color w:val="1D1B18"/>
+          <w:sz w:val="24"/>
           <w:rtl w:val="0"/>
         </w:rPr>
         <w:t xml:space="preserve">Where two souls meet, reflect, and become one.</w:t>
@@ -163,12 +213,16 @@
     <w:p>
       <w:pPr>
         <w:pStyle w:val="Heading2"/>
+        <w:spacing w:before="400" w:after="80"/>
         <w:rPr/>
       </w:pPr>
       <w:bookmarkStart w:colFirst="0" w:colLast="0" w:name="_ggrrctkjo63l" w:id="4"/>
       <w:bookmarkEnd w:id="4"/>
       <w:r>
         <w:rPr>
+          <w:b/>
+          <w:color w:val="8A5A44"/>
+          <w:sz w:val="30"/>
           <w:rtl w:val="0"/>
         </w:rPr>
         <w:t xml:space="preserve">Long Description</w:t>
@@ -176,10 +230,14 @@
     </w:p>
     <w:p>
       <w:pPr>
-        <w:rPr/>
-      </w:pPr>
-      <w:r>
-        <w:rPr>
+        <w:spacing w:before="0" w:after="160" w:line="276" w:lineRule="auto"/>
+        <w:rPr/>
+      </w:pPr>
+      <w:r>
+        <w:rPr>
+          <w:b w:val="0"/>
+          <w:color w:val="1D1B18"/>
+          <w:sz w:val="24"/>
           <w:rtl w:val="0"/>
         </w:rPr>
         <w:t xml:space="preserve">This piece explores the quiet connection between two souls. The abstract curves and lines gradually come together and overlap, much like two lives becoming intertwined. </w:t>
@@ -187,20 +245,28 @@
     </w:p>
     <w:p>
       <w:pPr>
-        <w:rPr/>
-      </w:pPr>
-      <w:r>
-        <w:rPr>
-          <w:rtl w:val="0"/>
-        </w:rPr>
-      </w:r>
-    </w:p>
-    <w:p>
-      <w:pPr>
-        <w:rPr/>
-      </w:pPr>
-      <w:r>
-        <w:rPr>
+        <w:spacing w:before="0" w:after="0" w:line="240" w:lineRule="auto"/>
+        <w:rPr>
+          <w:sz w:val="16"/>
+          <w:szCs w:val="16"/>
+        </w:rPr>
+      </w:pPr>
+      <w:r>
+        <w:rPr>
+          <w:rtl w:val="0"/>
+        </w:rPr>
+      </w:r>
+    </w:p>
+    <w:p>
+      <w:pPr>
+        <w:spacing w:before="0" w:after="160" w:line="276" w:lineRule="auto"/>
+        <w:rPr/>
+      </w:pPr>
+      <w:r>
+        <w:rPr>
+          <w:b w:val="0"/>
+          <w:color w:val="1D1B18"/>
+          <w:sz w:val="24"/>
           <w:rtl w:val="0"/>
         </w:rPr>
         <w:t xml:space="preserve">Just as glass reflects what stands before it, relationships reflect understanding, togetherness, and the beauty of finding a connection.</w:t>
@@ -208,61 +274,121 @@
     </w:p>
     <w:p>
       <w:pPr>
-        <w:rPr/>
-      </w:pPr>
-      <w:r>
-        <w:rPr>
-          <w:rtl w:val="0"/>
-        </w:rPr>
-      </w:r>
-    </w:p>
-    <w:p>
-      <w:pPr>
-        <w:rPr/>
-      </w:pPr>
-      <w:r>
-        <w:rPr>
-          <w:rtl w:val="0"/>
-        </w:rPr>
-      </w:r>
-    </w:p>
-    <w:p>
-      <w:pPr>
-        <w:rPr/>
-      </w:pPr>
-      <w:r>
-        <w:rPr>
-          <w:rtl w:val="0"/>
-        </w:rPr>
-      </w:r>
-    </w:p>
-    <w:p>
-      <w:r>
+        <w:spacing w:before="0" w:after="0" w:line="240" w:lineRule="auto"/>
+        <w:rPr>
+          <w:sz w:val="16"/>
+          <w:szCs w:val="16"/>
+        </w:rPr>
+      </w:pPr>
+      <w:r>
+        <w:rPr>
+          <w:rtl w:val="0"/>
+        </w:rPr>
+      </w:r>
+    </w:p>
+    <w:p>
+      <w:pPr>
+        <w:spacing w:before="0" w:after="0" w:line="240" w:lineRule="auto"/>
+        <w:rPr>
+          <w:sz w:val="16"/>
+          <w:szCs w:val="16"/>
+        </w:rPr>
+      </w:pPr>
+      <w:r>
+        <w:rPr>
+          <w:rtl w:val="0"/>
+        </w:rPr>
+      </w:r>
+    </w:p>
+    <w:p>
+      <w:pPr>
+        <w:spacing w:before="0" w:after="0" w:line="240" w:lineRule="auto"/>
+        <w:rPr>
+          <w:sz w:val="16"/>
+          <w:szCs w:val="16"/>
+        </w:rPr>
+      </w:pPr>
+      <w:r>
+        <w:rPr>
+          <w:rtl w:val="0"/>
+        </w:rPr>
+      </w:r>
+    </w:p>
+    <w:p>
+      <w:pPr>
+        <w:spacing w:before="400" w:after="80"/>
+      </w:pPr>
+      <w:r>
+        <w:rPr>
+          <w:b/>
+          <w:color w:val="8A5A44"/>
+          <w:sz w:val="30"/>
+        </w:rPr>
         <w:t xml:space="preserve">Discipline</w:t>
       </w:r>
     </w:p>
     <w:p>
-      <w:r>
+      <w:pPr>
+        <w:spacing w:before="0" w:after="160" w:line="276" w:lineRule="auto"/>
+      </w:pPr>
+      <w:r>
+        <w:rPr>
+          <w:b w:val="0"/>
+          <w:color w:val="1D1B18"/>
+          <w:sz w:val="24"/>
+        </w:rPr>
         <w:t xml:space="preserve">Glass</w:t>
       </w:r>
     </w:p>
     <w:p>
-      <w:r>
+      <w:pPr>
+        <w:spacing w:before="400" w:after="80"/>
+      </w:pPr>
+      <w:r>
+        <w:rPr>
+          <w:b/>
+          <w:color w:val="8A5A44"/>
+          <w:sz w:val="30"/>
+        </w:rPr>
         <w:t xml:space="preserve">Status</w:t>
       </w:r>
     </w:p>
     <w:p>
-      <w:r>
+      <w:pPr>
+        <w:spacing w:before="0" w:after="120"/>
+      </w:pPr>
+      <w:r>
+        <w:rPr>
+          <w:b/>
+          <w:color w:val="B3261E"/>
+          <w:sz w:val="24"/>
+        </w:rPr>
         <w:t xml:space="preserve">[todo]</w:t>
       </w:r>
     </w:p>
     <w:p>
-      <w:r>
+      <w:pPr>
+        <w:spacing w:before="400" w:after="80"/>
+      </w:pPr>
+      <w:r>
+        <w:rPr>
+          <w:b/>
+          <w:color w:val="8A5A44"/>
+          <w:sz w:val="30"/>
+        </w:rPr>
         <w:t xml:space="preserve">Year</w:t>
       </w:r>
     </w:p>
     <w:p>
-      <w:r>
+      <w:pPr>
+        <w:spacing w:before="0" w:after="120"/>
+      </w:pPr>
+      <w:r>
+        <w:rPr>
+          <w:b/>
+          <w:color w:val="B3261E"/>
+          <w:sz w:val="24"/>
+        </w:rPr>
         <w:t xml:space="preserve">[todo]</w:t>
       </w:r>
     </w:p>

--- a/content/artworks/glass-reflections/Description.docx
+++ b/content/artworks/glass-reflections/Description.docx
@@ -5,25 +5,32 @@
     <w:p>
       <w:pPr>
         <w:pStyle w:val="Title"/>
-        <w:spacing w:before="0" w:after="320"/>
+        <w:spacing w:after="320" w:before="0" w:lineRule="auto"/>
         <w:jc w:val="center"/>
         <w:rPr/>
       </w:pPr>
-      <w:bookmarkStart w:colFirst="0" w:colLast="0" w:name="_2w1i9ari6suu" w:id="0"/>
+      <w:bookmarkStart w:colFirst="0" w:colLast="0" w:name="_heading=h.qbg9xfits4zo" w:id="0"/>
       <w:bookmarkEnd w:id="0"/>
       <w:r>
         <w:rPr>
-          <w:b/>
-          <w:color w:val="1D1B18"/>
+          <w:b w:val="1"/>
+          <w:bCs w:val="1"/>
+          <w:color w:val="1d1b18"/>
           <w:sz w:val="52"/>
+          <w:szCs w:val="52"/>
           <w:rtl w:val="0"/>
         </w:rPr>
         <w:t xml:space="preserve">Glass Reflections</w:t>
       </w:r>
-    </w:p>
-    <w:p>
-      <w:pPr>
-        <w:spacing w:before="0" w:after="0" w:line="240" w:lineRule="auto"/>
+      <w:r>
+        <w:rPr>
+          <w:rtl w:val="0"/>
+        </w:rPr>
+      </w:r>
+    </w:p>
+    <w:p>
+      <w:pPr>
+        <w:spacing w:after="0" w:before="0" w:line="240" w:lineRule="auto"/>
         <w:rPr>
           <w:b w:val="1"/>
           <w:bCs w:val="1"/>
@@ -39,7 +46,7 @@
     </w:p>
     <w:p>
       <w:pPr>
-        <w:spacing w:before="0" w:after="0" w:line="240" w:lineRule="auto"/>
+        <w:spacing w:after="0" w:before="0" w:line="240" w:lineRule="auto"/>
         <w:rPr>
           <w:b w:val="1"/>
           <w:bCs w:val="1"/>
@@ -56,39 +63,31 @@
     <w:p>
       <w:pPr>
         <w:pStyle w:val="Heading2"/>
-        <w:spacing w:before="400" w:after="80"/>
-        <w:rPr/>
-      </w:pPr>
-      <w:bookmarkStart w:colFirst="0" w:colLast="0" w:name="_ovuduvfwqj1f" w:id="1"/>
+        <w:spacing w:after="80" w:before="400" w:lineRule="auto"/>
+        <w:rPr/>
+      </w:pPr>
+      <w:bookmarkStart w:colFirst="0" w:colLast="0" w:name="_heading=h.mbyjg3ujvri3" w:id="1"/>
       <w:bookmarkEnd w:id="1"/>
       <w:r>
         <w:rPr>
-          <w:b/>
-          <w:color w:val="8A5A44"/>
+          <w:b w:val="1"/>
+          <w:bCs w:val="1"/>
+          <w:color w:val="8a5a44"/>
           <w:sz w:val="30"/>
+          <w:szCs w:val="30"/>
           <w:rtl w:val="0"/>
         </w:rPr>
         <w:t xml:space="preserve">Dimensions</w:t>
       </w:r>
-    </w:p>
-    <w:p>
-      <w:pPr>
-        <w:spacing w:before="0" w:after="160" w:line="276" w:lineRule="auto"/>
-        <w:rPr/>
-      </w:pPr>
-      <w:r>
-        <w:rPr>
-          <w:b w:val="0"/>
-          <w:color w:val="1D1B18"/>
-          <w:sz w:val="24"/>
-          <w:rtl w:val="0"/>
-        </w:rPr>
-        <w:t xml:space="preserve">16”L ×19”H×1”W</w:t>
-      </w:r>
-    </w:p>
-    <w:p>
-      <w:pPr>
-        <w:spacing w:before="0" w:after="0" w:line="240" w:lineRule="auto"/>
+      <w:r>
+        <w:rPr>
+          <w:rtl w:val="0"/>
+        </w:rPr>
+      </w:r>
+    </w:p>
+    <w:p>
+      <w:pPr>
+        <w:spacing w:after="160" w:before="0" w:line="276" w:lineRule="auto"/>
         <w:rPr>
           <w:sz w:val="16"/>
           <w:szCs w:val="16"/>
@@ -96,6 +95,66 @@
       </w:pPr>
       <w:r>
         <w:rPr>
+          <w:b w:val="0"/>
+          <w:bCs w:val="0"/>
+          <w:color w:val="1d1b18"/>
+          <w:sz w:val="24"/>
+          <w:szCs w:val="24"/>
+          <w:rtl w:val="0"/>
+        </w:rPr>
+        <w:t xml:space="preserve">16” </w:t>
+      </w:r>
+      <w:r>
+        <w:rPr>
+          <w:color w:val="1d1b18"/>
+          <w:sz w:val="24"/>
+          <w:szCs w:val="24"/>
+          <w:rtl w:val="0"/>
+        </w:rPr>
+        <w:t xml:space="preserve">width</w:t>
+      </w:r>
+      <w:r>
+        <w:rPr>
+          <w:b w:val="0"/>
+          <w:bCs w:val="0"/>
+          <w:color w:val="1d1b18"/>
+          <w:sz w:val="24"/>
+          <w:szCs w:val="24"/>
+          <w:rtl w:val="0"/>
+        </w:rPr>
+        <w:t xml:space="preserve"> × 19”</w:t>
+      </w:r>
+      <w:r>
+        <w:rPr>
+          <w:color w:val="1d1b18"/>
+          <w:sz w:val="24"/>
+          <w:szCs w:val="24"/>
+          <w:rtl w:val="0"/>
+        </w:rPr>
+        <w:t xml:space="preserve"> Height </w:t>
+      </w:r>
+      <w:r>
+        <w:rPr>
+          <w:b w:val="0"/>
+          <w:bCs w:val="0"/>
+          <w:color w:val="1d1b18"/>
+          <w:sz w:val="24"/>
+          <w:szCs w:val="24"/>
+          <w:rtl w:val="0"/>
+        </w:rPr>
+        <w:t xml:space="preserve">× 1” </w:t>
+      </w:r>
+      <w:r>
+        <w:rPr>
+          <w:color w:val="1d1b18"/>
+          <w:sz w:val="24"/>
+          <w:szCs w:val="24"/>
+          <w:rtl w:val="0"/>
+        </w:rPr>
+        <w:t xml:space="preserve">depth</w:t>
+      </w:r>
+      <w:r>
+        <w:rPr>
           <w:rtl w:val="0"/>
         </w:rPr>
       </w:r>
@@ -103,72 +162,100 @@
     <w:p>
       <w:pPr>
         <w:pStyle w:val="Heading2"/>
-        <w:spacing w:before="400" w:after="80"/>
-        <w:rPr/>
-      </w:pPr>
-      <w:bookmarkStart w:colFirst="0" w:colLast="0" w:name="_k8hswhjxmlo0" w:id="2"/>
+        <w:spacing w:after="80" w:before="400" w:lineRule="auto"/>
+        <w:rPr/>
+      </w:pPr>
+      <w:bookmarkStart w:colFirst="0" w:colLast="0" w:name="_heading=h.noi0r4d2h6h4" w:id="2"/>
       <w:bookmarkEnd w:id="2"/>
       <w:r>
         <w:rPr>
-          <w:b/>
-          <w:color w:val="8A5A44"/>
+          <w:b w:val="1"/>
+          <w:bCs w:val="1"/>
+          <w:color w:val="8a5a44"/>
           <w:sz w:val="30"/>
+          <w:szCs w:val="30"/>
           <w:rtl w:val="0"/>
         </w:rPr>
         <w:t xml:space="preserve">Material</w:t>
       </w:r>
-    </w:p>
-    <w:p>
-      <w:pPr>
-        <w:spacing w:before="0" w:after="160" w:line="276" w:lineRule="auto"/>
+      <w:r>
+        <w:rPr>
+          <w:rtl w:val="0"/>
+        </w:rPr>
+      </w:r>
+    </w:p>
+    <w:p>
+      <w:pPr>
+        <w:spacing w:after="160" w:before="0" w:line="276" w:lineRule="auto"/>
         <w:rPr/>
       </w:pPr>
       <w:r>
         <w:rPr>
           <w:b w:val="0"/>
-          <w:color w:val="1D1B18"/>
-          <w:sz w:val="24"/>
+          <w:bCs w:val="0"/>
+          <w:color w:val="1d1b18"/>
+          <w:sz w:val="24"/>
+          <w:szCs w:val="24"/>
           <w:rtl w:val="0"/>
         </w:rPr>
         <w:t xml:space="preserve">Enamel on glass in a wooden frame</w:t>
       </w:r>
+      <w:r>
+        <w:rPr>
+          <w:rtl w:val="0"/>
+        </w:rPr>
+      </w:r>
     </w:p>
     <w:p>
       <w:pPr>
         <w:pStyle w:val="Heading2"/>
-        <w:spacing w:before="400" w:after="80"/>
-        <w:rPr/>
-      </w:pPr>
-      <w:bookmarkStart w:colFirst="0" w:colLast="0" w:name="_paty9uhqjzyo" w:id="3"/>
+        <w:spacing w:after="80" w:before="400" w:lineRule="auto"/>
+        <w:rPr/>
+      </w:pPr>
+      <w:bookmarkStart w:colFirst="0" w:colLast="0" w:name="_heading=h.war09f1doqtz" w:id="3"/>
       <w:bookmarkEnd w:id="3"/>
       <w:r>
         <w:rPr>
-          <w:b/>
-          <w:color w:val="8A5A44"/>
+          <w:b w:val="1"/>
+          <w:bCs w:val="1"/>
+          <w:color w:val="8a5a44"/>
           <w:sz w:val="30"/>
+          <w:szCs w:val="30"/>
           <w:rtl w:val="0"/>
         </w:rPr>
         <w:t xml:space="preserve">Short Description</w:t>
       </w:r>
-    </w:p>
-    <w:p>
-      <w:pPr>
-        <w:spacing w:before="0" w:after="160" w:line="276" w:lineRule="auto"/>
+      <w:r>
+        <w:rPr>
+          <w:rtl w:val="0"/>
+        </w:rPr>
+      </w:r>
+    </w:p>
+    <w:p>
+      <w:pPr>
+        <w:spacing w:after="160" w:before="0" w:line="276" w:lineRule="auto"/>
         <w:rPr/>
       </w:pPr>
       <w:r>
         <w:rPr>
           <w:b w:val="0"/>
-          <w:color w:val="1D1B18"/>
-          <w:sz w:val="24"/>
+          <w:bCs w:val="0"/>
+          <w:color w:val="1d1b18"/>
+          <w:sz w:val="24"/>
+          <w:szCs w:val="24"/>
           <w:rtl w:val="0"/>
         </w:rPr>
         <w:t xml:space="preserve">An abstract painting on glass that beautifully reflects the essence of unity and connection between two souls.</w:t>
       </w:r>
-    </w:p>
-    <w:p>
-      <w:pPr>
-        <w:spacing w:before="0" w:after="0" w:line="240" w:lineRule="auto"/>
+      <w:r>
+        <w:rPr>
+          <w:rtl w:val="0"/>
+        </w:rPr>
+      </w:r>
+    </w:p>
+    <w:p>
+      <w:pPr>
+        <w:spacing w:after="0" w:before="0" w:line="240" w:lineRule="auto"/>
         <w:rPr>
           <w:sz w:val="16"/>
           <w:szCs w:val="16"/>
@@ -182,70 +269,98 @@
     </w:p>
     <w:p>
       <w:pPr>
-        <w:spacing w:before="400" w:after="80"/>
-        <w:rPr/>
-      </w:pPr>
-      <w:r>
-        <w:rPr>
-          <w:b/>
-          <w:color w:val="8A5A44"/>
+        <w:spacing w:after="80" w:before="400" w:lineRule="auto"/>
+        <w:rPr/>
+      </w:pPr>
+      <w:r>
+        <w:rPr>
+          <w:b w:val="1"/>
+          <w:bCs w:val="1"/>
+          <w:color w:val="8a5a44"/>
           <w:sz w:val="30"/>
+          <w:szCs w:val="30"/>
           <w:rtl w:val="0"/>
         </w:rPr>
         <w:t xml:space="preserve">ONE LINER</w:t>
       </w:r>
-    </w:p>
-    <w:p>
-      <w:pPr>
-        <w:spacing w:before="0" w:after="160" w:line="276" w:lineRule="auto"/>
+      <w:r>
+        <w:rPr>
+          <w:rtl w:val="0"/>
+        </w:rPr>
+      </w:r>
+    </w:p>
+    <w:p>
+      <w:pPr>
+        <w:spacing w:after="160" w:before="0" w:line="276" w:lineRule="auto"/>
         <w:rPr/>
       </w:pPr>
       <w:r>
         <w:rPr>
           <w:b w:val="0"/>
-          <w:color w:val="1D1B18"/>
-          <w:sz w:val="24"/>
+          <w:bCs w:val="0"/>
+          <w:color w:val="1d1b18"/>
+          <w:sz w:val="24"/>
+          <w:szCs w:val="24"/>
           <w:rtl w:val="0"/>
         </w:rPr>
         <w:t xml:space="preserve">Where two souls meet, reflect, and become one.</w:t>
       </w:r>
+      <w:r>
+        <w:rPr>
+          <w:rtl w:val="0"/>
+        </w:rPr>
+      </w:r>
     </w:p>
     <w:p>
       <w:pPr>
         <w:pStyle w:val="Heading2"/>
-        <w:spacing w:before="400" w:after="80"/>
-        <w:rPr/>
-      </w:pPr>
-      <w:bookmarkStart w:colFirst="0" w:colLast="0" w:name="_ggrrctkjo63l" w:id="4"/>
+        <w:spacing w:after="80" w:before="400" w:lineRule="auto"/>
+        <w:rPr/>
+      </w:pPr>
+      <w:bookmarkStart w:colFirst="0" w:colLast="0" w:name="_heading=h.iowyi15gvyt8" w:id="4"/>
       <w:bookmarkEnd w:id="4"/>
       <w:r>
         <w:rPr>
-          <w:b/>
-          <w:color w:val="8A5A44"/>
+          <w:b w:val="1"/>
+          <w:bCs w:val="1"/>
+          <w:color w:val="8a5a44"/>
           <w:sz w:val="30"/>
+          <w:szCs w:val="30"/>
           <w:rtl w:val="0"/>
         </w:rPr>
         <w:t xml:space="preserve">Long Description</w:t>
       </w:r>
-    </w:p>
-    <w:p>
-      <w:pPr>
-        <w:spacing w:before="0" w:after="160" w:line="276" w:lineRule="auto"/>
+      <w:r>
+        <w:rPr>
+          <w:rtl w:val="0"/>
+        </w:rPr>
+      </w:r>
+    </w:p>
+    <w:p>
+      <w:pPr>
+        <w:spacing w:after="160" w:before="0" w:line="276" w:lineRule="auto"/>
         <w:rPr/>
       </w:pPr>
       <w:r>
         <w:rPr>
           <w:b w:val="0"/>
-          <w:color w:val="1D1B18"/>
-          <w:sz w:val="24"/>
+          <w:bCs w:val="0"/>
+          <w:color w:val="1d1b18"/>
+          <w:sz w:val="24"/>
+          <w:szCs w:val="24"/>
           <w:rtl w:val="0"/>
         </w:rPr>
         <w:t xml:space="preserve">This piece explores the quiet connection between two souls. The abstract curves and lines gradually come together and overlap, much like two lives becoming intertwined. </w:t>
       </w:r>
-    </w:p>
-    <w:p>
-      <w:pPr>
-        <w:spacing w:before="0" w:after="0" w:line="240" w:lineRule="auto"/>
+      <w:r>
+        <w:rPr>
+          <w:rtl w:val="0"/>
+        </w:rPr>
+      </w:r>
+    </w:p>
+    <w:p>
+      <w:pPr>
+        <w:spacing w:after="0" w:before="0" w:line="240" w:lineRule="auto"/>
         <w:rPr>
           <w:sz w:val="16"/>
           <w:szCs w:val="16"/>
@@ -259,22 +374,29 @@
     </w:p>
     <w:p>
       <w:pPr>
-        <w:spacing w:before="0" w:after="160" w:line="276" w:lineRule="auto"/>
+        <w:spacing w:after="160" w:before="0" w:line="276" w:lineRule="auto"/>
         <w:rPr/>
       </w:pPr>
       <w:r>
         <w:rPr>
           <w:b w:val="0"/>
-          <w:color w:val="1D1B18"/>
-          <w:sz w:val="24"/>
+          <w:bCs w:val="0"/>
+          <w:color w:val="1d1b18"/>
+          <w:sz w:val="24"/>
+          <w:szCs w:val="24"/>
           <w:rtl w:val="0"/>
         </w:rPr>
         <w:t xml:space="preserve">Just as glass reflects what stands before it, relationships reflect understanding, togetherness, and the beauty of finding a connection.</w:t>
       </w:r>
-    </w:p>
-    <w:p>
-      <w:pPr>
-        <w:spacing w:before="0" w:after="0" w:line="240" w:lineRule="auto"/>
+      <w:r>
+        <w:rPr>
+          <w:rtl w:val="0"/>
+        </w:rPr>
+      </w:r>
+    </w:p>
+    <w:p>
+      <w:pPr>
+        <w:spacing w:after="0" w:before="0" w:line="240" w:lineRule="auto"/>
         <w:rPr>
           <w:sz w:val="16"/>
           <w:szCs w:val="16"/>
@@ -288,7 +410,7 @@
     </w:p>
     <w:p>
       <w:pPr>
-        <w:spacing w:before="0" w:after="0" w:line="240" w:lineRule="auto"/>
+        <w:spacing w:after="0" w:before="0" w:line="240" w:lineRule="auto"/>
         <w:rPr>
           <w:sz w:val="16"/>
           <w:szCs w:val="16"/>
@@ -302,7 +424,7 @@
     </w:p>
     <w:p>
       <w:pPr>
-        <w:spacing w:before="0" w:after="0" w:line="240" w:lineRule="auto"/>
+        <w:spacing w:after="0" w:before="0" w:line="240" w:lineRule="auto"/>
         <w:rPr>
           <w:sz w:val="16"/>
           <w:szCs w:val="16"/>
@@ -316,80 +438,134 @@
     </w:p>
     <w:p>
       <w:pPr>
-        <w:spacing w:before="400" w:after="80"/>
-      </w:pPr>
-      <w:r>
-        <w:rPr>
-          <w:b/>
-          <w:color w:val="8A5A44"/>
+        <w:spacing w:after="80" w:before="400" w:lineRule="auto"/>
+        <w:rPr/>
+      </w:pPr>
+      <w:r>
+        <w:rPr>
+          <w:b w:val="1"/>
+          <w:bCs w:val="1"/>
+          <w:color w:val="8a5a44"/>
           <w:sz w:val="30"/>
+          <w:szCs w:val="30"/>
+          <w:rtl w:val="0"/>
         </w:rPr>
         <w:t xml:space="preserve">Discipline</w:t>
       </w:r>
-    </w:p>
-    <w:p>
-      <w:pPr>
-        <w:spacing w:before="0" w:after="160" w:line="276" w:lineRule="auto"/>
+      <w:r>
+        <w:rPr>
+          <w:rtl w:val="0"/>
+        </w:rPr>
+      </w:r>
+    </w:p>
+    <w:p>
+      <w:pPr>
+        <w:spacing w:after="160" w:before="0" w:line="276" w:lineRule="auto"/>
+        <w:rPr/>
       </w:pPr>
       <w:r>
         <w:rPr>
           <w:b w:val="0"/>
-          <w:color w:val="1D1B18"/>
-          <w:sz w:val="24"/>
+          <w:bCs w:val="0"/>
+          <w:color w:val="1d1b18"/>
+          <w:sz w:val="24"/>
+          <w:szCs w:val="24"/>
+          <w:rtl w:val="0"/>
         </w:rPr>
         <w:t xml:space="preserve">Glass</w:t>
       </w:r>
-    </w:p>
-    <w:p>
-      <w:pPr>
-        <w:spacing w:before="400" w:after="80"/>
-      </w:pPr>
-      <w:r>
-        <w:rPr>
-          <w:b/>
-          <w:color w:val="8A5A44"/>
+      <w:r>
+        <w:rPr>
+          <w:rtl w:val="0"/>
+        </w:rPr>
+      </w:r>
+    </w:p>
+    <w:p>
+      <w:pPr>
+        <w:spacing w:after="80" w:before="400" w:lineRule="auto"/>
+        <w:rPr/>
+      </w:pPr>
+      <w:r>
+        <w:rPr>
+          <w:b w:val="1"/>
+          <w:bCs w:val="1"/>
+          <w:color w:val="8a5a44"/>
           <w:sz w:val="30"/>
+          <w:szCs w:val="30"/>
+          <w:rtl w:val="0"/>
         </w:rPr>
         <w:t xml:space="preserve">Status</w:t>
       </w:r>
-    </w:p>
-    <w:p>
-      <w:pPr>
-        <w:spacing w:before="0" w:after="120"/>
-      </w:pPr>
-      <w:r>
-        <w:rPr>
-          <w:b/>
-          <w:color w:val="B3261E"/>
-          <w:sz w:val="24"/>
-        </w:rPr>
-        <w:t xml:space="preserve">[todo]</w:t>
-      </w:r>
-    </w:p>
-    <w:p>
-      <w:pPr>
-        <w:spacing w:before="400" w:after="80"/>
-      </w:pPr>
-      <w:r>
-        <w:rPr>
-          <w:b/>
-          <w:color w:val="8A5A44"/>
+      <w:r>
+        <w:rPr>
+          <w:rtl w:val="0"/>
+        </w:rPr>
+      </w:r>
+    </w:p>
+    <w:p>
+      <w:pPr>
+        <w:spacing w:after="120" w:before="0" w:lineRule="auto"/>
+        <w:rPr/>
+      </w:pPr>
+      <w:r>
+        <w:rPr>
+          <w:b w:val="1"/>
+          <w:bCs w:val="1"/>
+          <w:color w:val="b3261e"/>
+          <w:sz w:val="24"/>
+          <w:szCs w:val="24"/>
+          <w:rtl w:val="0"/>
+        </w:rPr>
+        <w:t xml:space="preserve">Available </w:t>
+      </w:r>
+      <w:r>
+        <w:rPr>
+          <w:rtl w:val="0"/>
+        </w:rPr>
+      </w:r>
+    </w:p>
+    <w:p>
+      <w:pPr>
+        <w:spacing w:after="80" w:before="400" w:lineRule="auto"/>
+        <w:rPr/>
+      </w:pPr>
+      <w:r>
+        <w:rPr>
+          <w:b w:val="1"/>
+          <w:bCs w:val="1"/>
+          <w:color w:val="8a5a44"/>
           <w:sz w:val="30"/>
+          <w:szCs w:val="30"/>
+          <w:rtl w:val="0"/>
         </w:rPr>
         <w:t xml:space="preserve">Year</w:t>
       </w:r>
-    </w:p>
-    <w:p>
-      <w:pPr>
-        <w:spacing w:before="0" w:after="120"/>
-      </w:pPr>
-      <w:r>
-        <w:rPr>
-          <w:b/>
-          <w:color w:val="B3261E"/>
-          <w:sz w:val="24"/>
-        </w:rPr>
-        <w:t xml:space="preserve">[todo]</w:t>
+      <w:r>
+        <w:rPr>
+          <w:rtl w:val="0"/>
+        </w:rPr>
+      </w:r>
+    </w:p>
+    <w:p>
+      <w:pPr>
+        <w:spacing w:after="120" w:before="0" w:lineRule="auto"/>
+        <w:rPr/>
+      </w:pPr>
+      <w:r>
+        <w:rPr>
+          <w:b w:val="1"/>
+          <w:bCs w:val="1"/>
+          <w:color w:val="b3261e"/>
+          <w:sz w:val="24"/>
+          <w:szCs w:val="24"/>
+          <w:rtl w:val="0"/>
+        </w:rPr>
+        <w:t xml:space="preserve">2025</w:t>
+      </w:r>
+      <w:r>
+        <w:rPr>
+          <w:rtl w:val="0"/>
+        </w:rPr>
       </w:r>
     </w:p>
     <w:sectPr>
@@ -550,6 +726,20 @@
       <w:sz w:val="52"/>
       <w:szCs w:val="52"/>
     </w:rPr>
+  </w:style>
+  <w:style w:type="table" w:styleId="TableNormal" w:default="1">
+    <w:name w:val="TableNormal"/>
+    <w:tblPr>
+      <w:tblCellMar>
+        <w:top w:w="100.0" w:type="dxa"/>
+        <w:left w:w="100.0" w:type="dxa"/>
+        <w:bottom w:w="100.0" w:type="dxa"/>
+        <w:right w:w="100.0" w:type="dxa"/>
+      </w:tblCellMar>
+    </w:tblPr>
+  </w:style>
+  <w:style w:type="paragraph" w:styleId="Normal" w:default="1">
+    <w:name w:val="normal"/>
   </w:style>
   <w:style w:type="paragraph" w:styleId="Subtitle">
     <w:name w:val="Subtitle"/>
@@ -891,4 +1081,19 @@
   </a:objectDefaults>
   <a:extraClrSchemeLst/>
 </a:theme>
+</file>
+
+<file path=customXML/item1.xml><?xml version="1.0" encoding="utf-8"?>
+<go:gDocsCustomXmlDataStorage xmlns:go="http://customooxmlschemas.google.com/" xmlns:r="http://schemas.openxmlformats.org/officeDocument/2006/relationships" uri="GoogleDocsCustomDataVersion2">
+  <go:docsCustomData xmlns:go="http://customooxmlschemas.google.com/" roundtripDataSignature="AMtx7mjSbIq9rMaUCS5q5EXk0qXQqgn4fA==">CgMxLjAyDmgucWJnOXhmaXRzNHpvMg5oLm1ieWpnM3VqdnJpMzIOaC5ub2kwcjRkMmg2aDQyDmgud2FyMDlmMWRvcXR6Mg5oLmlvd3lpMTVndnl0ODgAciExUVhlZkV5TzdEZHRHQ20yakpFdVpsaUl6X3g2SVVUdEg=</go:docsCustomData>
+</go:gDocsCustomXmlDataStorage>
+</file>
+
+<file path=customXML/itemProps1.xml><?xml version="1.0" encoding="utf-8"?>
+<ds:datastoreItem xmlns:ds="http://schemas.openxmlformats.org/officeDocument/2006/customXml" ds:itemID="{11111111-1234-1234-1234-123412341234}">
+  <ds:schemaRefs>
+    <ds:schemaRef ds:uri="http://schemas.openxmlformats.org/officeDocument/2006/relationships"/>
+    <ds:schemaRef ds:uri="http://customooxmlschemas.google.com/"/>
+  </ds:schemaRefs>
+</ds:datastoreItem>
 </file>